--- a/templates/manuscript-reference.docx
+++ b/templates/manuscript-reference.docx
@@ -505,7 +505,7 @@
     <w:qFormat/>
     <w:pPr>
       <w:spacing w:after="0" w:line="480" w:lineRule="auto"/>
-      <w:jc w:val="left"/>
+      <w:jc w:val="both"/>
     </w:pPr>
     <w:rPr>
       <w:rFonts w:ascii="Times New Roman" w:hAnsi="Times New Roman" w:eastAsia="Times New Roman" w:cs="Times New Roman"/>
@@ -549,7 +549,7 @@
       <w:keepLines/>
       <w:spacing w:before="0" w:after="240" w:line="240" w:lineRule="auto"/>
       <w:contextualSpacing/>
-      <w:jc w:val="left"/>
+      <w:jc w:val="center"/>
     </w:pPr>
     <w:rPr>
       <w:b/>
@@ -657,7 +657,6 @@
     <w:qFormat/>
     <w:pPr>
       <w:spacing w:before="0" w:after="240" w:line="480" w:lineRule="auto"/>
-      <w:jc w:val="left"/>
     </w:pPr>
   </w:style>
   <w:style w:type="paragraph" w:styleId="Bibliography">
@@ -668,6 +667,7 @@
     <w:pPr>
       <w:spacing w:after="0" w:line="480" w:lineRule="auto"/>
       <w:ind w:left="720" w:hanging="720"/>
+      <w:jc w:val="left"/>
     </w:pPr>
   </w:style>
   <w:style w:type="paragraph" w:styleId="Heading1">
@@ -1079,8 +1079,8 @@
     <w:rPr>
       <w:i w:val="0"/>
       <w:b/>
-      <w:sz w:val="22"/>
-      <w:szCs w:val="22"/>
+      <w:sz w:val="21"/>
+      <w:szCs w:val="21"/>
     </w:rPr>
   </w:style>
   <w:style w:type="paragraph" w:customStyle="1" w:styleId="ImageCaption">
@@ -1092,8 +1092,8 @@
     </w:pPr>
     <w:rPr>
       <w:i w:val="0"/>
-      <w:sz w:val="22"/>
-      <w:szCs w:val="22"/>
+      <w:sz w:val="21"/>
+      <w:szCs w:val="21"/>
     </w:rPr>
   </w:style>
   <w:style w:type="paragraph" w:customStyle="1" w:styleId="Figure">
@@ -1191,6 +1191,7 @@
     <w:qFormat/>
     <w:pPr>
       <w:spacing w:before="0" w:after="240" w:line="240" w:lineRule="auto"/>
+      <w:jc w:val="left"/>
     </w:pPr>
   </w:style>
 </w:styles>

--- a/templates/manuscript-reference.docx
+++ b/templates/manuscript-reference.docx
@@ -1193,6 +1193,20 @@
       <w:spacing w:before="0" w:after="240" w:line="240" w:lineRule="auto"/>
       <w:jc w:val="left"/>
     </w:pPr>
+  </w:style>
+  <w:style w:type="paragraph" w:customStyle="1" w:styleId="TableNote">
+    <w:name w:val="Table Note"/>
+    <w:basedOn w:val="Normal"/>
+    <w:next w:val="BodyText"/>
+    <w:qFormat/>
+    <w:pPr>
+      <w:spacing w:before="60" w:after="240" w:line="240" w:lineRule="auto"/>
+      <w:jc w:val="left"/>
+    </w:pPr>
+    <w:rPr>
+      <w:sz w:val="20"/>
+      <w:szCs w:val="20"/>
+    </w:rPr>
   </w:style>
 </w:styles>
 </file>
